--- a/public/data/DE_KTGK/6.docx
+++ b/public/data/DE_KTGK/6.docx
@@ -12,26 +12,47 @@
           <w:color w:val="1F4E79"/>
           <w:sz w:val="24"/>
         </w:rPr>
-        <w:t>📌 ĐỀ SỐ 06: IN CÁC SỐ CHẴN TỪ 1 ĐẾN N</w:t>
+        <w:t>📌 ĐỀ SỐ 0</w:t>
       </w:r>
-    </w:p>
-    <w:p>
-      <w:pPr>
-        <w:spacing w:after="80"/>
-      </w:pPr>
       <w:r>
         <w:rPr>
           <w:b/>
-          <w:sz w:val="20"/>
+          <w:color w:val="1F4E79"/>
+          <w:sz w:val="24"/>
         </w:rPr>
-        <w:t xml:space="preserve">Phạm vi kiến thức: </w:t>
+        <w:t>6</w:t>
       </w:r>
       <w:r>
         <w:rPr>
-          <w:i/>
-          <w:sz w:val="20"/>
+          <w:b/>
+          <w:color w:val="1F4E79"/>
+          <w:sz w:val="24"/>
         </w:rPr>
-        <w:t>Bài 18 (Vào ra) + Bài 20 (Vòng lặp for)</w:t>
+        <w:t xml:space="preserve">: </w:t>
+      </w:r>
+      <w:r>
+        <w:rPr>
+          <w:b/>
+          <w:color w:val="1F4E79"/>
+          <w:sz w:val="24"/>
+        </w:rPr>
+        <w:t>NHẬP</w:t>
+      </w:r>
+      <w:r>
+        <w:rPr>
+          <w:b/>
+          <w:color w:val="1F4E79"/>
+          <w:sz w:val="24"/>
+        </w:rPr>
+        <w:t xml:space="preserve"> SỐ </w:t>
+      </w:r>
+      <w:r>
+        <w:rPr>
+          <w:b/>
+          <w:color w:val="1F4E79"/>
+          <w:sz w:val="24"/>
+        </w:rPr>
+        <w:t>LẺ</w:t>
       </w:r>
     </w:p>
     <w:tbl>
@@ -67,7 +88,70 @@
               <w:t xml:space="preserve">Yêu cầu đề bài: </w:t>
             </w:r>
             <w:r>
-              <w:t>Viết chương trình nhập vào số nguyên dương n. Sử dụng vòng lặp for để in ra màn hình tất cả các số chẵn nằm trong khoảng từ 1 đến n.</w:t>
+              <w:t xml:space="preserve">Viết chương trình nhập vào </w:t>
+            </w:r>
+            <w:r>
+              <w:t xml:space="preserve">số </w:t>
+            </w:r>
+            <w:r>
+              <w:t>b</w:t>
+            </w:r>
+            <w:r>
+              <w:t xml:space="preserve"> (kiểu số </w:t>
+            </w:r>
+            <w:r>
+              <w:t>nguyên</w:t>
+            </w:r>
+            <w:r>
+              <w:t xml:space="preserve">: </w:t>
+            </w:r>
+            <w:r>
+              <w:t>int</w:t>
+            </w:r>
+            <w:r>
+              <w:t xml:space="preserve">). Kiểm tra nếu </w:t>
+            </w:r>
+            <w:r>
+              <w:t>b</w:t>
+            </w:r>
+            <w:r>
+              <w:t xml:space="preserve"> % 2 </w:t>
+            </w:r>
+            <w:r>
+              <w:t>=</w:t>
+            </w:r>
+            <w:r>
+              <w:t>= 0</w:t>
+            </w:r>
+            <w:r>
+              <w:t xml:space="preserve"> thì </w:t>
+            </w:r>
+            <w:r>
+              <w:t xml:space="preserve">điều khiển nhập lại cho đến </w:t>
+            </w:r>
+            <w:r>
+              <w:t>b</w:t>
+            </w:r>
+            <w:r>
+              <w:t xml:space="preserve"> </w:t>
+            </w:r>
+            <w:r>
+              <w:t xml:space="preserve">% 2 </w:t>
+            </w:r>
+            <w:r>
+              <w:t>!</w:t>
+            </w:r>
+            <w:r>
+              <w:t>=</w:t>
+            </w:r>
+            <w:r>
+              <w:t xml:space="preserve"> 0 thì xuất </w:t>
+            </w:r>
+            <w:r>
+              <w:t>“DA NHAP SO LE”</w:t>
+            </w:r>
+            <w:r>
+              <w:t>.</w:t>
             </w:r>
           </w:p>
         </w:tc>
@@ -97,7 +181,43 @@
               <w:rPr>
                 <w:color w:val="006600"/>
               </w:rPr>
-              <w:t>Đầu vào (Input): 8  |  Đầu ra (Output): 2 4 6 8</w:t>
+              <w:t xml:space="preserve">Đầu vào (Input): </w:t>
+            </w:r>
+            <w:r>
+              <w:rPr>
+                <w:color w:val="006600"/>
+              </w:rPr>
+              <w:t>6</w:t>
+            </w:r>
+            <w:r>
+              <w:rPr>
+                <w:color w:val="006600"/>
+              </w:rPr>
+              <w:t xml:space="preserve"> </w:t>
+            </w:r>
+            <w:r>
+              <w:rPr>
+                <w:color w:val="006600"/>
+              </w:rPr>
+              <w:t>2</w:t>
+            </w:r>
+            <w:r>
+              <w:rPr>
+                <w:color w:val="006600"/>
+              </w:rPr>
+              <w:t xml:space="preserve"> 1</w:t>
+            </w:r>
+            <w:r>
+              <w:rPr>
+                <w:color w:val="006600"/>
+              </w:rPr>
+              <w:t xml:space="preserve"> |  Đầu ra (Output): </w:t>
+            </w:r>
+            <w:r>
+              <w:rPr>
+                <w:color w:val="006600"/>
+              </w:rPr>
+              <w:t>DA NHAP SO LE</w:t>
             </w:r>
           </w:p>
         </w:tc>
@@ -105,8 +225,7 @@
     </w:tbl>
     <w:p/>
     <w:sectPr>
-      <w:headerReference w:type="default" r:id="rId8"/>
-      <w:footerReference w:type="default" r:id="rId9"/>
+      <w:footerReference w:type="default" r:id="rId8"/>
       <w:pgSz w:w="12240" w:h="15840"/>
       <w:pgMar w:top="1152" w:right="1152" w:bottom="1152" w:left="1152" w:header="720" w:footer="720" w:gutter="0"/>
       <w:cols w:space="720"/>
@@ -200,25 +319,6 @@
     </w:p>
   </w:footnote>
 </w:footnotes>
-</file>
-
-<file path=word/header1.xml><?xml version="1.0" encoding="utf-8"?>
-<w:hdr xmlns:wpc="http://schemas.microsoft.com/office/word/2010/wordprocessingCanvas" xmlns:cx="http://schemas.microsoft.com/office/drawing/2014/chartex" xmlns:cx1="http://schemas.microsoft.com/office/drawing/2015/9/8/chartex" xmlns:cx2="http://schemas.microsoft.com/office/drawing/2015/10/21/chartex" xmlns:cx3="http://schemas.microsoft.com/office/drawing/2016/5/9/chartex" xmlns:cx4="http://schemas.microsoft.com/office/drawing/2016/5/10/chartex" xmlns:cx5="http://schemas.microsoft.com/office/drawing/2016/5/11/chartex" xmlns:cx6="http://schemas.microsoft.com/office/drawing/2016/5/12/chartex" xmlns:cx7="http://schemas.microsoft.com/office/drawing/2016/5/13/chartex" xmlns:cx8="http://schemas.microsoft.com/office/drawing/2016/5/14/chartex" xmlns:mc="http://schemas.openxmlformats.org/markup-compatibility/2006" xmlns:aink="http://schemas.microsoft.com/office/drawing/2016/ink" xmlns:am3d="http://schemas.microsoft.com/office/drawing/2017/model3d" xmlns:o="urn:schemas-microsoft-com:office:office" xmlns:oel="http://schemas.microsoft.com/office/2019/extlst" xmlns:r="http://schemas.openxmlformats.org/officeDocument/2006/relationships" xmlns:m="http://schemas.openxmlformats.org/officeDocument/2006/math" xmlns:v="urn:schemas-microsoft-com:vml" xmlns:wp14="http://schemas.microsoft.com/office/word/2010/wordprocessingDrawing" xmlns:wp="http://schemas.openxmlformats.org/drawingml/2006/wordprocessingDrawing" xmlns:w10="urn:schemas-microsoft-com:office:word" xmlns:w="http://schemas.openxmlformats.org/wordprocessingml/2006/main" xmlns:w14="http://schemas.microsoft.com/office/word/2010/wordml" xmlns:w15="http://schemas.microsoft.com/office/word/2012/wordml" xmlns:w16cex="http://schemas.microsoft.com/office/word/2018/wordml/cex" xmlns:w16cid="http://schemas.microsoft.com/office/word/2016/wordml/cid" xmlns:w16="http://schemas.microsoft.com/office/word/2018/wordml" xmlns:w16du="http://schemas.microsoft.com/office/word/2023/wordml/word16du" xmlns:w16sdtdh="http://schemas.microsoft.com/office/word/2020/wordml/sdtdatahash" xmlns:w16sdtfl="http://schemas.microsoft.com/office/word/2024/wordml/sdtformatlock" xmlns:w16se="http://schemas.microsoft.com/office/word/2015/wordml/symex" xmlns:wpg="http://schemas.microsoft.com/office/word/2010/wordprocessingGroup" xmlns:wpi="http://schemas.microsoft.com/office/word/2010/wordprocessingInk" xmlns:wne="http://schemas.microsoft.com/office/word/2006/wordml" xmlns:wps="http://schemas.microsoft.com/office/word/2010/wordprocessingShape" mc:Ignorable="w14 w15 w16se w16cid w16 w16cex w16sdtdh w16sdtfl w16du wp14">
-  <w:p>
-    <w:pPr>
-      <w:pStyle w:val="Header"/>
-      <w:jc w:val="right"/>
-    </w:pPr>
-    <w:r>
-      <w:rPr>
-        <w:i/>
-        <w:color w:val="777777"/>
-        <w:sz w:val="18"/>
-      </w:rPr>
-      <w:t>BỘ 10 ĐỀ KIỂM TRA THỰC HÀNH TIN HỌC 10 (BÀI 16 - BÀI 21)</w:t>
-    </w:r>
-  </w:p>
-</w:hdr>
 </file>
 
 <file path=word/numbering.xml><?xml version="1.0" encoding="utf-8"?>
@@ -394,31 +494,31 @@
       </w:rPr>
     </w:lvl>
   </w:abstractNum>
-  <w:num w:numId="1" w16cid:durableId="756945131">
+  <w:num w:numId="1" w16cid:durableId="505482606">
     <w:abstractNumId w:val="8"/>
   </w:num>
-  <w:num w:numId="2" w16cid:durableId="463620342">
+  <w:num w:numId="2" w16cid:durableId="558519566">
     <w:abstractNumId w:val="6"/>
   </w:num>
-  <w:num w:numId="3" w16cid:durableId="818498471">
+  <w:num w:numId="3" w16cid:durableId="1299988822">
     <w:abstractNumId w:val="5"/>
   </w:num>
-  <w:num w:numId="4" w16cid:durableId="1258716079">
+  <w:num w:numId="4" w16cid:durableId="1727608774">
     <w:abstractNumId w:val="4"/>
   </w:num>
-  <w:num w:numId="5" w16cid:durableId="1268193682">
+  <w:num w:numId="5" w16cid:durableId="179392251">
     <w:abstractNumId w:val="7"/>
   </w:num>
-  <w:num w:numId="6" w16cid:durableId="1509443874">
+  <w:num w:numId="6" w16cid:durableId="1399208283">
     <w:abstractNumId w:val="3"/>
   </w:num>
-  <w:num w:numId="7" w16cid:durableId="23335157">
+  <w:num w:numId="7" w16cid:durableId="157577784">
     <w:abstractNumId w:val="2"/>
   </w:num>
-  <w:num w:numId="8" w16cid:durableId="632254519">
+  <w:num w:numId="8" w16cid:durableId="797382638">
     <w:abstractNumId w:val="1"/>
   </w:num>
-  <w:num w:numId="9" w16cid:durableId="1305551587">
+  <w:num w:numId="9" w16cid:durableId="335504192">
     <w:abstractNumId w:val="0"/>
   </w:num>
 </w:numbering>

--- a/public/data/DE_KTGK/6.docx
+++ b/public/data/DE_KTGK/6.docx
@@ -81,6 +81,7 @@
             </w:tcMar>
           </w:tcPr>
           <w:p>
+            <w:r/>
             <w:r>
               <w:rPr>
                 <w:b/>
@@ -88,70 +89,10 @@
               <w:t xml:space="preserve">Yêu cầu đề bài: </w:t>
             </w:r>
             <w:r>
-              <w:t xml:space="preserve">Viết chương trình nhập vào </w:t>
-            </w:r>
-            <w:r>
-              <w:t xml:space="preserve">số </w:t>
-            </w:r>
-            <w:r>
-              <w:t>b</w:t>
-            </w:r>
-            <w:r>
-              <w:t xml:space="preserve"> (kiểu số </w:t>
-            </w:r>
-            <w:r>
-              <w:t>nguyên</w:t>
-            </w:r>
-            <w:r>
-              <w:t xml:space="preserve">: </w:t>
-            </w:r>
-            <w:r>
-              <w:t>int</w:t>
-            </w:r>
-            <w:r>
-              <w:t xml:space="preserve">). Kiểm tra nếu </w:t>
-            </w:r>
-            <w:r>
-              <w:t>b</w:t>
-            </w:r>
-            <w:r>
-              <w:t xml:space="preserve"> % 2 </w:t>
-            </w:r>
-            <w:r>
-              <w:t>=</w:t>
-            </w:r>
-            <w:r>
-              <w:t>= 0</w:t>
-            </w:r>
-            <w:r>
-              <w:t xml:space="preserve"> thì </w:t>
-            </w:r>
-            <w:r>
-              <w:t xml:space="preserve">điều khiển nhập lại cho đến </w:t>
-            </w:r>
-            <w:r>
-              <w:t>b</w:t>
-            </w:r>
-            <w:r>
-              <w:t xml:space="preserve"> </w:t>
-            </w:r>
-            <w:r>
-              <w:t xml:space="preserve">% 2 </w:t>
-            </w:r>
-            <w:r>
-              <w:t>!</w:t>
-            </w:r>
-            <w:r>
-              <w:t>=</w:t>
-            </w:r>
-            <w:r>
-              <w:t xml:space="preserve"> 0 thì xuất </w:t>
-            </w:r>
-            <w:r>
-              <w:t>“DA NHAP SO LE”</w:t>
-            </w:r>
-            <w:r>
-              <w:t>.</w:t>
+              <w:rPr>
+                <w:b w:val="0"/>
+              </w:rPr>
+              <w:t>Viết chương trình yêu cầu nhập vào một số nguyên lẻ b từ bàn phím (kiểu int). Nếu người dùng nhập số chẵn thì phải yêu cầu nhập lại liên tục cho đến khi nhận được một số lẻ thì dừng và in ra màn hình: DA NHAP SO LE.</w:t>
             </w:r>
           </w:p>
         </w:tc>

--- a/public/data/DE_KTGK/6.docx
+++ b/public/data/DE_KTGK/6.docx
@@ -116,49 +116,42 @@
               <w:rPr>
                 <w:b/>
               </w:rPr>
-              <w:t xml:space="preserve">Ví dụ Test Case — </w:t>
+              <w:t>Ví dụ Test Case — Đầu vào (Input): 6 2 1  |  Đầu ra (Output): DA NHAP SO LE và 1</w:t>
             </w:r>
             <w:r>
               <w:rPr>
                 <w:color w:val="006600"/>
               </w:rPr>
-              <w:t xml:space="preserve">Đầu vào (Input): </w:t>
             </w:r>
             <w:r>
               <w:rPr>
                 <w:color w:val="006600"/>
               </w:rPr>
-              <w:t>6</w:t>
             </w:r>
             <w:r>
               <w:rPr>
                 <w:color w:val="006600"/>
               </w:rPr>
-              <w:t xml:space="preserve"> </w:t>
             </w:r>
             <w:r>
               <w:rPr>
                 <w:color w:val="006600"/>
               </w:rPr>
-              <w:t>2</w:t>
             </w:r>
             <w:r>
               <w:rPr>
                 <w:color w:val="006600"/>
               </w:rPr>
-              <w:t xml:space="preserve"> 1</w:t>
             </w:r>
             <w:r>
               <w:rPr>
                 <w:color w:val="006600"/>
               </w:rPr>
-              <w:t xml:space="preserve"> |  Đầu ra (Output): </w:t>
             </w:r>
             <w:r>
               <w:rPr>
                 <w:color w:val="006600"/>
               </w:rPr>
-              <w:t>DA NHAP SO LE</w:t>
             </w:r>
           </w:p>
         </w:tc>

--- a/public/data/DE_KTGK/6.docx
+++ b/public/data/DE_KTGK/6.docx
@@ -113,45 +113,7 @@
           </w:tcPr>
           <w:p>
             <w:r>
-              <w:rPr>
-                <w:b/>
-              </w:rPr>
-              <w:t>Ví dụ Test Case — Đầu vào (Input): 6 2 1  |  Đầu ra (Output): DA NHAP SO LE và 1</w:t>
-            </w:r>
-            <w:r>
-              <w:rPr>
-                <w:color w:val="006600"/>
-              </w:rPr>
-            </w:r>
-            <w:r>
-              <w:rPr>
-                <w:color w:val="006600"/>
-              </w:rPr>
-            </w:r>
-            <w:r>
-              <w:rPr>
-                <w:color w:val="006600"/>
-              </w:rPr>
-            </w:r>
-            <w:r>
-              <w:rPr>
-                <w:color w:val="006600"/>
-              </w:rPr>
-            </w:r>
-            <w:r>
-              <w:rPr>
-                <w:color w:val="006600"/>
-              </w:rPr>
-            </w:r>
-            <w:r>
-              <w:rPr>
-                <w:color w:val="006600"/>
-              </w:rPr>
-            </w:r>
-            <w:r>
-              <w:rPr>
-                <w:color w:val="006600"/>
-              </w:rPr>
+              <w:t>Ví dụ Test Case — Đầu vào (Input): 6 2 -4 1  |  Đầu ra (Output): DA NHAP SO LE và 1</w:t>
             </w:r>
           </w:p>
         </w:tc>
